--- a/data/english.docx
+++ b/data/english.docx
@@ -108,11 +108,9 @@
       <w:r>
         <w:t xml:space="preserve">3. test </w:t>
       </w:r>
-      <w:proofErr w:type="spellStart"/>
-      <w:r>
-        <w:t>stament</w:t>
-      </w:r>
-      <w:proofErr w:type="spellEnd"/>
+      <w:r>
+        <w:t>statemen.</w:t>
+      </w:r>
       <w:r>
         <w:br/>
       </w:r>

--- a/data/english.docx
+++ b/data/english.docx
@@ -3,6 +3,9 @@
 <w:document xmlns:wpc="http://schemas.microsoft.com/office/word/2010/wordprocessingCanvas" xmlns:cx="http://schemas.microsoft.com/office/drawing/2014/chartex" xmlns:cx1="http://schemas.microsoft.com/office/drawing/2015/9/8/chartex" xmlns:cx2="http://schemas.microsoft.com/office/drawing/2015/10/21/chartex" xmlns:cx3="http://schemas.microsoft.com/office/drawing/2016/5/9/chartex" xmlns:cx4="http://schemas.microsoft.com/office/drawing/2016/5/10/chartex" xmlns:cx5="http://schemas.microsoft.com/office/drawing/2016/5/11/chartex" xmlns:cx6="http://schemas.microsoft.com/office/drawing/2016/5/12/chartex" xmlns:cx7="http://schemas.microsoft.com/office/drawing/2016/5/13/chartex" xmlns:cx8="http://schemas.microsoft.com/office/drawing/2016/5/14/chartex" xmlns:mc="http://schemas.openxmlformats.org/markup-compatibility/2006" xmlns:aink="http://schemas.microsoft.com/office/drawing/2016/ink" xmlns:am3d="http://schemas.microsoft.com/office/drawing/2017/model3d" xmlns:o="urn:schemas-microsoft-com:office:office" xmlns:oel="http://schemas.microsoft.com/office/2019/extlst" xmlns:r="http://schemas.openxmlformats.org/officeDocument/2006/relationships" xmlns:m="http://schemas.openxmlformats.org/officeDocument/2006/math" xmlns:v="urn:schemas-microsoft-com:vml" xmlns:wp14="http://schemas.microsoft.com/office/word/2010/wordprocessingDrawing" xmlns:wp="http://schemas.openxmlformats.org/drawingml/2006/wordprocessingDrawing" xmlns:w10="urn:schemas-microsoft-com:office:word" xmlns:w="http://schemas.openxmlformats.org/wordprocessingml/2006/main" xmlns:w14="http://schemas.microsoft.com/office/word/2010/wordml" xmlns:w15="http://schemas.microsoft.com/office/word/2012/wordml" xmlns:w16cex="http://schemas.microsoft.com/office/word/2018/wordml/cex" xmlns:w16cid="http://schemas.microsoft.com/office/word/2016/wordml/cid" xmlns:w16="http://schemas.microsoft.com/office/word/2018/wordml" xmlns:w16du="http://schemas.microsoft.com/office/word/2023/wordml/word16du" xmlns:w16sdtdh="http://schemas.microsoft.com/office/word/2020/wordml/sdtdatahash" xmlns:w16sdtfl="http://schemas.microsoft.com/office/word/2024/wordml/sdtformatlock" xmlns:w16se="http://schemas.microsoft.com/office/word/2015/wordml/symex" xmlns:wpg="http://schemas.microsoft.com/office/word/2010/wordprocessingGroup" xmlns:wpi="http://schemas.microsoft.com/office/word/2010/wordprocessingInk" xmlns:wne="http://schemas.microsoft.com/office/word/2006/wordml" xmlns:wps="http://schemas.microsoft.com/office/word/2010/wordprocessingShape" mc:Ignorable="w14 w15 w16se w16cid w16 w16cex w16sdtdh w16sdtfl w16du wp14">
   <w:body>
     <w:p>
+      <w:pPr>
+        <w:pStyle w:val="NoSpacing"/>
+      </w:pPr>
       <w:r>
         <w:t>Bodies &amp; Miscellaneous</w:t>
       </w:r>
@@ -27,46 +30,6 @@
       </w:r>
       <w:r>
         <w:t>:</w:t>
-      </w:r>
-    </w:p>
-    <w:p>
-      <w:r>
-        <w:br/>
-        <w:t>(a) Epic poems describing kings and battles</w:t>
-      </w:r>
-      <w:r>
-        <w:br/>
-        <w:t>(b) Philosophical texts that are part of the Vedic corpus</w:t>
-      </w:r>
-      <w:r>
-        <w:br/>
-        <w:t>(c) Ritual manuals for temple construction</w:t>
-      </w:r>
-      <w:r>
-        <w:br/>
-        <w:t>(d) Jain canonical texts</w:t>
-      </w:r>
-      <w:r>
-        <w:br/>
-      </w:r>
-      <w:r>
-        <w:br/>
-        <w:t>Answer: (b)</w:t>
-      </w:r>
-    </w:p>
-    <w:p>
-      <w:r>
-        <w:br/>
-        <w:t>Solution:</w:t>
-      </w:r>
-      <w:r>
-        <w:br/>
-        <w:t>The Upanishads are philosophical texts forming the concluding part of the Vedas.</w:t>
-      </w:r>
-    </w:p>
-    <w:p>
-      <w:r>
-        <w:br w:type="page"/>
       </w:r>
     </w:p>
     <w:p>
@@ -74,31 +37,27 @@
         <w:pStyle w:val="NoSpacing"/>
       </w:pPr>
       <w:r>
-        <w:lastRenderedPageBreak/>
-        <w:t>judiciary</w:t>
-      </w:r>
-      <w:r>
         <w:br/>
-        <w:t>Concept</w:t>
+        <w:t>(a) Epic poems describing kings and battles</w:t>
       </w:r>
       <w:r>
         <w:br/>
-        <w:t>Statement</w:t>
+        <w:t>(b) Philosophical texts that are part of the Vedic corpus</w:t>
       </w:r>
       <w:r>
         <w:br/>
+        <w:t>(c) Ritual manuals for temple construction</w:t>
       </w:r>
       <w:r>
         <w:br/>
-        <w:t>(2) With reference to Jainism, consider the following statements:</w:t>
+        <w:t>(d) Jain canonical texts</w:t>
       </w:r>
       <w:r>
         <w:br/>
-        <w:t>1. Triratna means three gems.</w:t>
       </w:r>
       <w:r>
         <w:br/>
-        <w:t>2. It refers to right faith, knowledge, and conduct.</w:t>
+        <w:t>Answer: (b)</w:t>
       </w:r>
     </w:p>
     <w:p>
@@ -106,6 +65,59 @@
         <w:pStyle w:val="NoSpacing"/>
       </w:pPr>
       <w:r>
+        <w:br/>
+        <w:t>Solution:</w:t>
+      </w:r>
+      <w:r>
+        <w:br/>
+        <w:t>The Upanishads are philosophical texts forming the concluding part of the Vedas.</w:t>
+      </w:r>
+    </w:p>
+    <w:p>
+      <w:pPr>
+        <w:pStyle w:val="NoSpacing"/>
+      </w:pPr>
+      <w:r>
+        <w:br w:type="page"/>
+      </w:r>
+    </w:p>
+    <w:p>
+      <w:pPr>
+        <w:pStyle w:val="NoSpacing"/>
+      </w:pPr>
+      <w:r>
+        <w:lastRenderedPageBreak/>
+        <w:t>judiciary</w:t>
+      </w:r>
+      <w:r>
+        <w:br/>
+        <w:t>Concept</w:t>
+      </w:r>
+      <w:r>
+        <w:br/>
+        <w:t>Statement</w:t>
+      </w:r>
+      <w:r>
+        <w:br/>
+      </w:r>
+      <w:r>
+        <w:br/>
+        <w:t>(2) With reference to Jainism, consider the following statements:</w:t>
+      </w:r>
+      <w:r>
+        <w:br/>
+        <w:t>1. Triratna means three gems.</w:t>
+      </w:r>
+      <w:r>
+        <w:br/>
+        <w:t>2. It refers to right faith, knowledge, and conduct.</w:t>
+      </w:r>
+    </w:p>
+    <w:p>
+      <w:pPr>
+        <w:pStyle w:val="NoSpacing"/>
+      </w:pPr>
+      <w:r>
         <w:t xml:space="preserve">3. test </w:t>
       </w:r>
       <w:r>
@@ -154,6 +166,9 @@
       </w:r>
     </w:p>
     <w:p>
+      <w:pPr>
+        <w:pStyle w:val="NoSpacing"/>
+      </w:pPr>
       <w:r>
         <w:br w:type="page"/>
       </w:r>
@@ -686,6 +701,9 @@
       </w:r>
     </w:p>
     <w:p>
+      <w:pPr>
+        <w:pStyle w:val="NoSpacing"/>
+      </w:pPr>
       <w:r>
         <w:br w:type="page"/>
       </w:r>
@@ -1065,6 +1083,373 @@
     </w:p>
     <w:p>
       <w:pPr>
+        <w:pStyle w:val="NoSpacing"/>
+        <w:rPr>
+          <w:rFonts w:ascii="Segoe UI Emoji" w:eastAsia="Segoe UI Emoji" w:hAnsi="Segoe UI Emoji" w:cs="Segoe UI Emoji"/>
+        </w:rPr>
+      </w:pPr>
+      <w:r>
+        <w:rPr>
+          <w:rFonts w:ascii="Segoe UI Emoji" w:eastAsia="Segoe UI Emoji" w:hAnsi="Segoe UI Emoji" w:cs="Segoe UI Emoji"/>
+        </w:rPr>
+        <w:br w:type="page"/>
+      </w:r>
+    </w:p>
+    <w:p>
+      <w:pPr>
+        <w:pStyle w:val="NoSpacing"/>
+      </w:pPr>
+      <w:r>
+        <w:lastRenderedPageBreak/>
+        <w:t>Bodies &amp; Miscellaneous</w:t>
+      </w:r>
+      <w:r>
+        <w:br/>
+        <w:t>Aptitude</w:t>
+      </w:r>
+      <w:r>
+        <w:br/>
+        <w:t>normal</w:t>
+      </w:r>
+      <w:r>
+        <w:t>-</w:t>
+      </w:r>
+      <w:proofErr w:type="spellStart"/>
+      <w:r>
+        <w:t>Csat</w:t>
+      </w:r>
+      <w:proofErr w:type="spellEnd"/>
+      <w:r>
+        <w:br/>
+      </w:r>
+      <w:r>
+        <w:br/>
+        <w:t>(1) The Upanishads are</w:t>
+      </w:r>
+      <w:r>
+        <w:t>:</w:t>
+      </w:r>
+      <w:r>
+        <w:rPr>
+          <w:noProof/>
+        </w:rPr>
+        <w:t xml:space="preserve"> </w:t>
+      </w:r>
+      <w:r>
+        <w:rPr>
+          <w:noProof/>
+        </w:rPr>
+        <w:drawing>
+          <wp:inline distT="0" distB="0" distL="0" distR="0" wp14:anchorId="46B63107" wp14:editId="5683B4F4">
+            <wp:extent cx="4658375" cy="438211"/>
+            <wp:effectExtent l="0" t="0" r="8890" b="0"/>
+            <wp:docPr id="1858068074" name="Picture 1"/>
+            <wp:cNvGraphicFramePr>
+              <a:graphicFrameLocks xmlns:a="http://schemas.openxmlformats.org/drawingml/2006/main" noChangeAspect="1"/>
+            </wp:cNvGraphicFramePr>
+            <a:graphic xmlns:a="http://schemas.openxmlformats.org/drawingml/2006/main">
+              <a:graphicData uri="http://schemas.openxmlformats.org/drawingml/2006/picture">
+                <pic:pic xmlns:pic="http://schemas.openxmlformats.org/drawingml/2006/picture">
+                  <pic:nvPicPr>
+                    <pic:cNvPr id="1858068074" name=""/>
+                    <pic:cNvPicPr/>
+                  </pic:nvPicPr>
+                  <pic:blipFill>
+                    <a:blip r:embed="rId6"/>
+                    <a:stretch>
+                      <a:fillRect/>
+                    </a:stretch>
+                  </pic:blipFill>
+                  <pic:spPr>
+                    <a:xfrm>
+                      <a:off x="0" y="0"/>
+                      <a:ext cx="4658375" cy="438211"/>
+                    </a:xfrm>
+                    <a:prstGeom prst="rect">
+                      <a:avLst/>
+                    </a:prstGeom>
+                  </pic:spPr>
+                </pic:pic>
+              </a:graphicData>
+            </a:graphic>
+          </wp:inline>
+        </w:drawing>
+      </w:r>
+    </w:p>
+    <w:p>
+      <w:pPr>
+        <w:pStyle w:val="NoSpacing"/>
+      </w:pPr>
+      <w:r>
+        <w:br/>
+        <w:t>(a) Epic poems describing kings and battles</w:t>
+      </w:r>
+      <w:r>
+        <w:rPr>
+          <w:noProof/>
+        </w:rPr>
+        <w:t xml:space="preserve"> </w:t>
+      </w:r>
+      <w:r>
+        <w:rPr>
+          <w:noProof/>
+        </w:rPr>
+        <w:drawing>
+          <wp:inline distT="0" distB="0" distL="0" distR="0" wp14:anchorId="7D39CC4B" wp14:editId="2D5F49DD">
+            <wp:extent cx="685896" cy="209579"/>
+            <wp:effectExtent l="0" t="0" r="0" b="0"/>
+            <wp:docPr id="1484047190" name="Picture 1"/>
+            <wp:cNvGraphicFramePr>
+              <a:graphicFrameLocks xmlns:a="http://schemas.openxmlformats.org/drawingml/2006/main" noChangeAspect="1"/>
+            </wp:cNvGraphicFramePr>
+            <a:graphic xmlns:a="http://schemas.openxmlformats.org/drawingml/2006/main">
+              <a:graphicData uri="http://schemas.openxmlformats.org/drawingml/2006/picture">
+                <pic:pic xmlns:pic="http://schemas.openxmlformats.org/drawingml/2006/picture">
+                  <pic:nvPicPr>
+                    <pic:cNvPr id="1484047190" name=""/>
+                    <pic:cNvPicPr/>
+                  </pic:nvPicPr>
+                  <pic:blipFill>
+                    <a:blip r:embed="rId7"/>
+                    <a:stretch>
+                      <a:fillRect/>
+                    </a:stretch>
+                  </pic:blipFill>
+                  <pic:spPr>
+                    <a:xfrm>
+                      <a:off x="0" y="0"/>
+                      <a:ext cx="685896" cy="209579"/>
+                    </a:xfrm>
+                    <a:prstGeom prst="rect">
+                      <a:avLst/>
+                    </a:prstGeom>
+                  </pic:spPr>
+                </pic:pic>
+              </a:graphicData>
+            </a:graphic>
+          </wp:inline>
+        </w:drawing>
+      </w:r>
+      <w:r>
+        <w:br/>
+        <w:t>(b) Philosophical texts that are part of the Vedic corpus</w:t>
+      </w:r>
+      <w:r>
+        <w:rPr>
+          <w:noProof/>
+        </w:rPr>
+        <w:t xml:space="preserve"> </w:t>
+      </w:r>
+      <w:r>
+        <w:rPr>
+          <w:noProof/>
+        </w:rPr>
+        <w:drawing>
+          <wp:inline distT="0" distB="0" distL="0" distR="0" wp14:anchorId="65B1EF4A" wp14:editId="7635D1BB">
+            <wp:extent cx="704948" cy="257211"/>
+            <wp:effectExtent l="0" t="0" r="0" b="9525"/>
+            <wp:docPr id="1516912489" name="Picture 1"/>
+            <wp:cNvGraphicFramePr>
+              <a:graphicFrameLocks xmlns:a="http://schemas.openxmlformats.org/drawingml/2006/main" noChangeAspect="1"/>
+            </wp:cNvGraphicFramePr>
+            <a:graphic xmlns:a="http://schemas.openxmlformats.org/drawingml/2006/main">
+              <a:graphicData uri="http://schemas.openxmlformats.org/drawingml/2006/picture">
+                <pic:pic xmlns:pic="http://schemas.openxmlformats.org/drawingml/2006/picture">
+                  <pic:nvPicPr>
+                    <pic:cNvPr id="1516912489" name=""/>
+                    <pic:cNvPicPr/>
+                  </pic:nvPicPr>
+                  <pic:blipFill>
+                    <a:blip r:embed="rId8"/>
+                    <a:stretch>
+                      <a:fillRect/>
+                    </a:stretch>
+                  </pic:blipFill>
+                  <pic:spPr>
+                    <a:xfrm>
+                      <a:off x="0" y="0"/>
+                      <a:ext cx="704948" cy="257211"/>
+                    </a:xfrm>
+                    <a:prstGeom prst="rect">
+                      <a:avLst/>
+                    </a:prstGeom>
+                  </pic:spPr>
+                </pic:pic>
+              </a:graphicData>
+            </a:graphic>
+          </wp:inline>
+        </w:drawing>
+      </w:r>
+      <w:r>
+        <w:br/>
+        <w:t>(c) Ritual manuals for temple construction</w:t>
+      </w:r>
+      <w:r>
+        <w:rPr>
+          <w:noProof/>
+        </w:rPr>
+        <w:t xml:space="preserve"> </w:t>
+      </w:r>
+      <w:r>
+        <w:rPr>
+          <w:noProof/>
+        </w:rPr>
+        <w:drawing>
+          <wp:inline distT="0" distB="0" distL="0" distR="0" wp14:anchorId="33E5C7D5" wp14:editId="113016AA">
+            <wp:extent cx="657317" cy="190527"/>
+            <wp:effectExtent l="0" t="0" r="0" b="0"/>
+            <wp:docPr id="890763655" name="Picture 1"/>
+            <wp:cNvGraphicFramePr>
+              <a:graphicFrameLocks xmlns:a="http://schemas.openxmlformats.org/drawingml/2006/main" noChangeAspect="1"/>
+            </wp:cNvGraphicFramePr>
+            <a:graphic xmlns:a="http://schemas.openxmlformats.org/drawingml/2006/main">
+              <a:graphicData uri="http://schemas.openxmlformats.org/drawingml/2006/picture">
+                <pic:pic xmlns:pic="http://schemas.openxmlformats.org/drawingml/2006/picture">
+                  <pic:nvPicPr>
+                    <pic:cNvPr id="890763655" name=""/>
+                    <pic:cNvPicPr/>
+                  </pic:nvPicPr>
+                  <pic:blipFill>
+                    <a:blip r:embed="rId9"/>
+                    <a:stretch>
+                      <a:fillRect/>
+                    </a:stretch>
+                  </pic:blipFill>
+                  <pic:spPr>
+                    <a:xfrm>
+                      <a:off x="0" y="0"/>
+                      <a:ext cx="657317" cy="190527"/>
+                    </a:xfrm>
+                    <a:prstGeom prst="rect">
+                      <a:avLst/>
+                    </a:prstGeom>
+                  </pic:spPr>
+                </pic:pic>
+              </a:graphicData>
+            </a:graphic>
+          </wp:inline>
+        </w:drawing>
+      </w:r>
+      <w:r>
+        <w:br/>
+        <w:t>(d) Jain canonical texts</w:t>
+      </w:r>
+      <w:r>
+        <w:rPr>
+          <w:noProof/>
+        </w:rPr>
+        <w:t xml:space="preserve"> </w:t>
+      </w:r>
+      <w:r>
+        <w:rPr>
+          <w:noProof/>
+        </w:rPr>
+        <w:drawing>
+          <wp:inline distT="0" distB="0" distL="0" distR="0" wp14:anchorId="778AF10E" wp14:editId="284EAD42">
+            <wp:extent cx="628738" cy="190527"/>
+            <wp:effectExtent l="0" t="0" r="0" b="0"/>
+            <wp:docPr id="1429160225" name="Picture 1"/>
+            <wp:cNvGraphicFramePr>
+              <a:graphicFrameLocks xmlns:a="http://schemas.openxmlformats.org/drawingml/2006/main" noChangeAspect="1"/>
+            </wp:cNvGraphicFramePr>
+            <a:graphic xmlns:a="http://schemas.openxmlformats.org/drawingml/2006/main">
+              <a:graphicData uri="http://schemas.openxmlformats.org/drawingml/2006/picture">
+                <pic:pic xmlns:pic="http://schemas.openxmlformats.org/drawingml/2006/picture">
+                  <pic:nvPicPr>
+                    <pic:cNvPr id="1429160225" name=""/>
+                    <pic:cNvPicPr/>
+                  </pic:nvPicPr>
+                  <pic:blipFill>
+                    <a:blip r:embed="rId10"/>
+                    <a:stretch>
+                      <a:fillRect/>
+                    </a:stretch>
+                  </pic:blipFill>
+                  <pic:spPr>
+                    <a:xfrm>
+                      <a:off x="0" y="0"/>
+                      <a:ext cx="628738" cy="190527"/>
+                    </a:xfrm>
+                    <a:prstGeom prst="rect">
+                      <a:avLst/>
+                    </a:prstGeom>
+                  </pic:spPr>
+                </pic:pic>
+              </a:graphicData>
+            </a:graphic>
+          </wp:inline>
+        </w:drawing>
+      </w:r>
+      <w:r>
+        <w:br/>
+      </w:r>
+      <w:r>
+        <w:br/>
+        <w:t>Answer: (b)</w:t>
+      </w:r>
+    </w:p>
+    <w:p>
+      <w:pPr>
+        <w:pStyle w:val="NoSpacing"/>
+      </w:pPr>
+      <w:r>
+        <w:br/>
+        <w:t>Solution:</w:t>
+      </w:r>
+      <w:r>
+        <w:br/>
+        <w:t>The Upanishads are philosophical texts forming the concluding part of the Vedas.</w:t>
+      </w:r>
+      <w:r>
+        <w:rPr>
+          <w:noProof/>
+        </w:rPr>
+        <w:t xml:space="preserve"> </w:t>
+      </w:r>
+      <w:r>
+        <w:rPr>
+          <w:noProof/>
+        </w:rPr>
+        <w:drawing>
+          <wp:inline distT="0" distB="0" distL="0" distR="0" wp14:anchorId="663E8F88" wp14:editId="091543FA">
+            <wp:extent cx="4639322" cy="971686"/>
+            <wp:effectExtent l="0" t="0" r="0" b="0"/>
+            <wp:docPr id="684910550" name="Picture 1"/>
+            <wp:cNvGraphicFramePr>
+              <a:graphicFrameLocks xmlns:a="http://schemas.openxmlformats.org/drawingml/2006/main" noChangeAspect="1"/>
+            </wp:cNvGraphicFramePr>
+            <a:graphic xmlns:a="http://schemas.openxmlformats.org/drawingml/2006/main">
+              <a:graphicData uri="http://schemas.openxmlformats.org/drawingml/2006/picture">
+                <pic:pic xmlns:pic="http://schemas.openxmlformats.org/drawingml/2006/picture">
+                  <pic:nvPicPr>
+                    <pic:cNvPr id="684910550" name=""/>
+                    <pic:cNvPicPr/>
+                  </pic:nvPicPr>
+                  <pic:blipFill>
+                    <a:blip r:embed="rId11"/>
+                    <a:stretch>
+                      <a:fillRect/>
+                    </a:stretch>
+                  </pic:blipFill>
+                  <pic:spPr>
+                    <a:xfrm>
+                      <a:off x="0" y="0"/>
+                      <a:ext cx="4639322" cy="971686"/>
+                    </a:xfrm>
+                    <a:prstGeom prst="rect">
+                      <a:avLst/>
+                    </a:prstGeom>
+                  </pic:spPr>
+                </pic:pic>
+              </a:graphicData>
+            </a:graphic>
+          </wp:inline>
+        </w:drawing>
+      </w:r>
+    </w:p>
+    <w:p>
+      <w:pPr>
+        <w:pStyle w:val="NoSpacing"/>
         <w:rPr>
           <w:rFonts w:ascii="Segoe UI Emoji" w:eastAsia="Segoe UI Emoji" w:hAnsi="Segoe UI Emoji" w:cs="Segoe UI Emoji"/>
         </w:rPr>
@@ -1672,7 +2057,7 @@
   <w:style w:type="paragraph" w:default="1" w:styleId="Normal">
     <w:name w:val="Normal"/>
     <w:qFormat/>
-    <w:rsid w:val="00FC693F"/>
+    <w:rsid w:val="00D9360A"/>
   </w:style>
   <w:style w:type="paragraph" w:styleId="Heading1">
     <w:name w:val="heading 1"/>
